--- a/docs/KOI_Test_Guide_By_Use_Case_v1.0.docx
+++ b/docs/KOI_Test_Guide_By_Use_Case_v1.0.docx
@@ -1360,7 +1360,7 @@
           <w:sz w:val="22"/>
           <w:szCs w:val="22"/>
         </w:rPr>
-        <w:t xml:space="preserve">Attach KOI - Alert Triage to a KOI alert, or run it on an existing one:</w:t>
+        <w:t xml:space="preserve">Attach KOI IR - Alert Triage to a KOI alert, or run it on an existing one:</w:t>
       </w:r>
     </w:p>
     <w:p>
@@ -1376,7 +1376,7 @@
           <w:sz w:val="18"/>
           <w:szCs w:val="18"/>
         </w:rPr>
-        <w:t xml:space="preserve">!setPlaybook playbookId="KOI - Alert Triage"</w:t>
+        <w:t xml:space="preserve">!setPlaybook playbookId="KOI IR - Alert Triage"</w:t>
       </w:r>
     </w:p>
     <w:p>
@@ -1813,7 +1813,7 @@
           <w:sz w:val="22"/>
           <w:szCs w:val="22"/>
         </w:rPr>
-        <w:t xml:space="preserve">Run KOI - Investigate Item with an item_id and marketplace.</w:t>
+        <w:t xml:space="preserve">Run KOI IR - Investigate Item with an item_id and marketplace.</w:t>
       </w:r>
     </w:p>
     <w:p>
@@ -1832,7 +1832,7 @@
           <w:sz w:val="22"/>
           <w:szCs w:val="22"/>
         </w:rPr>
-        <w:t xml:space="preserve">Run KOI - Investigate Device with a device id.</w:t>
+        <w:t xml:space="preserve">Run KOI IR - Investigate Device with a device id.</w:t>
       </w:r>
     </w:p>
     <w:p>
@@ -2048,7 +2048,7 @@
           <w:sz w:val="22"/>
           <w:szCs w:val="22"/>
         </w:rPr>
-        <w:t xml:space="preserve">Run KOI - Block and Remediate with an item_id and marketplace.</w:t>
+        <w:t xml:space="preserve">Run KOI IR - Block and Remediate with an item_id and marketplace.</w:t>
       </w:r>
     </w:p>
     <w:p>
@@ -2226,7 +2226,7 @@
           <w:sz w:val="22"/>
           <w:szCs w:val="22"/>
         </w:rPr>
-        <w:t xml:space="preserve">Run KOI - MCP Server Audit, directly or from a Job.</w:t>
+        <w:t xml:space="preserve">Run KOI Hunting - MCP Server Audit, directly or from a Job.</w:t>
       </w:r>
     </w:p>
     <w:p>
@@ -2655,7 +2655,7 @@
           <w:sz w:val="22"/>
           <w:szCs w:val="22"/>
         </w:rPr>
-        <w:t xml:space="preserve">Run the Refresh job (Koi Unified - Refresh Tracker) </w:t>
+        <w:t xml:space="preserve">Run the Refresh job (KOI Script Runner - Refresh Job) </w:t>
       </w:r>
       <w:r>
         <w:rPr>
@@ -2694,7 +2694,7 @@
           <w:sz w:val="22"/>
           <w:szCs w:val="22"/>
         </w:rPr>
-        <w:t xml:space="preserve">Then run the Scan job (Koi Unified - Script Runner).</w:t>
+        <w:t xml:space="preserve">Then run the Scan job (KOI Script Runner - Scan Job).</w:t>
       </w:r>
     </w:p>
     <w:p>
